--- a/assets/_docs_/Plan_De_Pruebas/plan_de_pruebas.docx
+++ b/assets/_docs_/Plan_De_Pruebas/plan_de_pruebas.docx
@@ -729,7 +729,7 @@
     <w:p>
       <w:pPr>
         <w:spacing w:after="240" w:line="480" w:lineRule="exact"/>
-        <w:ind w:firstLine="720"/>
+        <w:ind w:left="720"/>
         <w:rPr>
           <w:lang w:val="es-CO"/>
         </w:rPr>
